--- a/hw4.docx
+++ b/hw4.docx
@@ -1085,6 +1085,7 @@
           <w:lang w:eastAsia="zh-CN"/>
         </w:rPr>
       </w:pPr>
+      <w:commentRangeStart w:id="0"/>
       <w:r>
         <w:rPr>
           <w:rFonts w:eastAsia="宋体" w:hint="eastAsia"/>
@@ -1105,6 +1106,13 @@
           <w:lang w:eastAsia="zh-CN"/>
         </w:rPr>
         <w:t xml:space="preserve"> LENGTH(s) TO 1 </w:t>
+      </w:r>
+      <w:commentRangeEnd w:id="0"/>
+      <w:r>
+        <w:rPr>
+          <w:rStyle w:val="CommentReference"/>
+        </w:rPr>
+        <w:commentReference w:id="0"/>
       </w:r>
     </w:p>
     <w:p>
@@ -1691,6 +1699,27 @@
     </w:sectPr>
   </w:body>
 </w:document>
+</file>
+
+<file path=word/comments.xml><?xml version="1.0" encoding="utf-8"?>
+<w:comments xmlns:a="http://schemas.openxmlformats.org/drawingml/2006/main" xmlns:pic="http://schemas.openxmlformats.org/drawingml/2006/picture" xmlns:r="http://schemas.openxmlformats.org/officeDocument/2006/relationships" xmlns:w="http://schemas.openxmlformats.org/wordprocessingml/2006/main" xmlns:wp="http://schemas.openxmlformats.org/drawingml/2006/wordprocessingDrawing" xmlns:mc="http://schemas.openxmlformats.org/markup-compatibility/2006" xmlns:a14="http://schemas.microsoft.com/office/drawing/2010/main" xmlns:w14="http://schemas.microsoft.com/office/word/2010/wordml" xmlns:wpc="http://schemas.microsoft.com/office/word/2010/wordprocessingCanvas">
+  <w:comment w:id="0" w:author="Gong Qiushi" w:initials="GQ" w:date="2026-10-17T02:40:25Z">
+    <w:p>
+      <w:pPr>
+        <w:pStyle w:val="CommentText"/>
+      </w:pPr>
+      <w:r>
+        <w:rPr>
+          <w:rStyle w:val="CommentReference"/>
+        </w:rPr>
+        <w:annotationRef/>
+      </w:r>
+      <w:r>
+        <w:t>17/18 - Two 9618 conventions. - (1) A descending FOR loop needs `STEP -1`: `FOR i &lt;- LENGTH(s) TO 1 STEP -1` — without it the loop body is never executed. (-1)  (2) In 9618 pseudocode, extract a character with `MID(s, i, 1)` rather than `s[i]` (strings are not indexed with brackets) — no marks lost, exam style only.</w:t>
+      </w:r>
+    </w:p>
+  </w:comment>
+</w:comments>
 </file>
 
 <file path=word/endnotes.xml><?xml version="1.0" encoding="utf-8"?>
